--- a/опять_тест.docx
+++ b/опять_тест.docx
@@ -16,6 +16,9 @@
       <w:pPr>
         <w:ind w:left="0" w:right="-1"/>
       </w:pPr>
+      <w:r>
+        <w:t>б</w:t>
+      </w:r>
       <w:bookmarkStart w:id="0" w:name="_GoBack"/>
       <w:bookmarkEnd w:id="0"/>
     </w:p>

--- a/опять_тест.docx
+++ b/опять_тест.docx
@@ -6,8 +6,18 @@
       <w:pPr>
         <w:ind w:left="0" w:right="-1"/>
       </w:pPr>
+      <w:proofErr w:type="spellStart"/>
       <w:r>
         <w:t>ааааааааааааааааааааааааааааааааааааа</w:t>
+      </w:r>
+      <w:proofErr w:type="spellEnd"/>
+    </w:p>
+    <w:p>
+      <w:pPr>
+        <w:ind w:left="0" w:right="-1"/>
+      </w:pPr>
+      <w:r>
+        <w:t>бббббб</w:t>
       </w:r>
       <w:bookmarkStart w:id="0" w:name="_GoBack"/>
       <w:bookmarkEnd w:id="0"/>

--- a/опять_тест.docx
+++ b/опять_тест.docx
@@ -6,11 +6,28 @@
       <w:pPr>
         <w:ind w:left="0" w:right="-1"/>
       </w:pPr>
+      <w:proofErr w:type="spellStart"/>
       <w:r>
         <w:t>ааааааааааааааааааааааааааааааааааааа</w:t>
       </w:r>
+      <w:proofErr w:type="spellEnd"/>
+    </w:p>
+    <w:p>
+      <w:pPr>
+        <w:ind w:left="0" w:right="-1"/>
+      </w:pPr>
       <w:bookmarkStart w:id="0" w:name="_GoBack"/>
       <w:bookmarkEnd w:id="0"/>
+    </w:p>
+    <w:p>
+      <w:pPr>
+        <w:ind w:left="0" w:right="-1"/>
+      </w:pPr>
+      <w:proofErr w:type="spellStart"/>
+      <w:r>
+        <w:t>ввввввв</w:t>
+      </w:r>
+      <w:proofErr w:type="spellEnd"/>
     </w:p>
     <w:sectPr>
       <w:pgSz w:w="11906" w:h="16838"/>
